--- a/klagomål/A 522-2026 FSC-klagomål.docx
+++ b/klagomål/A 522-2026 FSC-klagomål.docx
@@ -1142,7 +1142,7 @@
     <w:r>
       <w:tab/>
       <w:tab/>
-      <w:t>2026-02-22</w:t>
+      <w:t>2026-02-23</w:t>
       <w:br/>
       <w:br/>
     </w:r>

--- a/klagomål/A 522-2026 FSC-klagomål.docx
+++ b/klagomål/A 522-2026 FSC-klagomål.docx
@@ -1142,7 +1142,7 @@
     <w:r>
       <w:tab/>
       <w:tab/>
-      <w:t>2026-02-23</w:t>
+      <w:t>2026-02-24</w:t>
       <w:br/>
       <w:br/>
     </w:r>

--- a/klagomål/A 522-2026 FSC-klagomål.docx
+++ b/klagomål/A 522-2026 FSC-klagomål.docx
@@ -1142,7 +1142,7 @@
     <w:r>
       <w:tab/>
       <w:tab/>
-      <w:t>2026-02-24</w:t>
+      <w:t>2026-02-25</w:t>
       <w:br/>
       <w:br/>
     </w:r>

--- a/klagomål/A 522-2026 FSC-klagomål.docx
+++ b/klagomål/A 522-2026 FSC-klagomål.docx
@@ -1142,7 +1142,7 @@
     <w:r>
       <w:tab/>
       <w:tab/>
-      <w:t>2026-02-25</w:t>
+      <w:t>2026-02-26</w:t>
       <w:br/>
       <w:br/>
     </w:r>

--- a/klagomål/A 522-2026 FSC-klagomål.docx
+++ b/klagomål/A 522-2026 FSC-klagomål.docx
@@ -1142,7 +1142,7 @@
     <w:r>
       <w:tab/>
       <w:tab/>
-      <w:t>2026-02-26</w:t>
+      <w:t>2026-02-28</w:t>
       <w:br/>
       <w:br/>
     </w:r>

--- a/klagomål/A 522-2026 FSC-klagomål.docx
+++ b/klagomål/A 522-2026 FSC-klagomål.docx
@@ -1142,7 +1142,7 @@
     <w:r>
       <w:tab/>
       <w:tab/>
-      <w:t>2026-02-28</w:t>
+      <w:t>2026-03-01</w:t>
       <w:br/>
       <w:br/>
     </w:r>

--- a/klagomål/A 522-2026 FSC-klagomål.docx
+++ b/klagomål/A 522-2026 FSC-klagomål.docx
@@ -1142,7 +1142,7 @@
     <w:r>
       <w:tab/>
       <w:tab/>
-      <w:t>2026-03-01</w:t>
+      <w:t>2026-03-02</w:t>
       <w:br/>
       <w:br/>
     </w:r>

--- a/klagomål/A 522-2026 FSC-klagomål.docx
+++ b/klagomål/A 522-2026 FSC-klagomål.docx
@@ -269,7 +269,7 @@
         <w:rPr>
           <w:i/>
         </w:rPr>
-        <w:t xml:space="preserve"> 9070 Trädklädd betesmark </w:t>
+        <w:t xml:space="preserve"> 9070 Trädklädd betesmark</w:t>
       </w:r>
       <w:r>
         <w:t xml:space="preserve"> (SLU Artdatabanken, 2024).</w:t>
@@ -1142,7 +1142,7 @@
     <w:r>
       <w:tab/>
       <w:tab/>
-      <w:t>2026-03-02</w:t>
+      <w:t>2026-03-03</w:t>
       <w:br/>
       <w:br/>
     </w:r>

--- a/klagomål/A 522-2026 FSC-klagomål.docx
+++ b/klagomål/A 522-2026 FSC-klagomål.docx
@@ -1142,7 +1142,7 @@
     <w:r>
       <w:tab/>
       <w:tab/>
-      <w:t>2026-03-03</w:t>
+      <w:t>2026-03-04</w:t>
       <w:br/>
       <w:br/>
     </w:r>

--- a/klagomål/A 522-2026 FSC-klagomål.docx
+++ b/klagomål/A 522-2026 FSC-klagomål.docx
@@ -1142,7 +1142,7 @@
     <w:r>
       <w:tab/>
       <w:tab/>
-      <w:t>2026-03-04</w:t>
+      <w:t>2026-03-05</w:t>
       <w:br/>
       <w:br/>
     </w:r>

--- a/klagomål/A 522-2026 FSC-klagomål.docx
+++ b/klagomål/A 522-2026 FSC-klagomål.docx
@@ -1142,7 +1142,7 @@
     <w:r>
       <w:tab/>
       <w:tab/>
-      <w:t>2026-03-05</w:t>
+      <w:t>2026-03-06</w:t>
       <w:br/>
       <w:br/>
     </w:r>

--- a/klagomål/A 522-2026 FSC-klagomål.docx
+++ b/klagomål/A 522-2026 FSC-klagomål.docx
@@ -1142,7 +1142,7 @@
     <w:r>
       <w:tab/>
       <w:tab/>
-      <w:t>2026-03-06</w:t>
+      <w:t>2026-03-07</w:t>
       <w:br/>
       <w:br/>
     </w:r>

--- a/klagomål/A 522-2026 FSC-klagomål.docx
+++ b/klagomål/A 522-2026 FSC-klagomål.docx
@@ -1142,7 +1142,7 @@
     <w:r>
       <w:tab/>
       <w:tab/>
-      <w:t>2026-03-07</w:t>
+      <w:t>2026-03-08</w:t>
       <w:br/>
       <w:br/>
     </w:r>

--- a/klagomål/A 522-2026 FSC-klagomål.docx
+++ b/klagomål/A 522-2026 FSC-klagomål.docx
@@ -1142,7 +1142,7 @@
     <w:r>
       <w:tab/>
       <w:tab/>
-      <w:t>2026-03-08</w:t>
+      <w:t>2026-03-09</w:t>
       <w:br/>
       <w:br/>
     </w:r>

--- a/klagomål/A 522-2026 FSC-klagomål.docx
+++ b/klagomål/A 522-2026 FSC-klagomål.docx
@@ -1142,7 +1142,7 @@
     <w:r>
       <w:tab/>
       <w:tab/>
-      <w:t>2026-03-09</w:t>
+      <w:t>2026-03-10</w:t>
       <w:br/>
       <w:br/>
     </w:r>
